--- a/_template-source/termo_diaria_reuniao.docx
+++ b/_template-source/termo_diaria_reuniao.docx
@@ -823,7 +823,7 @@
           <w:szCs w:val="18"/>
           <w:rtl w:val="0"/>
         </w:rPr>
-        <w:t xml:space="preserve">Curitiba/PR, {{data_assinatura}}</w:t>
+        <w:t xml:space="preserve">{{data_assinatura}}</w:t>
       </w:r>
     </w:p>
     <w:p>
